--- a/IPD request emails (draft).docx
+++ b/IPD request emails (draft).docx
@@ -315,41 +315,27 @@
           <w:b/>
           <w:bCs/>
         </w:rPr>
-        <w:t xml:space="preserve">O1　个体数据怎么用、公不公开。</w:t>
-      </w:r>
-      <w:r>
-        <w:rPr>
-          <w:rFonts w:ascii="Calibri" w:cs="Calibri" w:eastAsia="Microsoft YaHei" w:hAnsi="Calibri"/>
-        </w:rPr>
-        <w:t xml:space="preserve"> 协议"传播计划"写的是：论文发表时把提取到的全部个体患者数据作为补充材料一并发表。但 Orphanet J Rare Dis 的附加文件要求写着"不要包含任何个体参与者的详细信息"，</w:t>
-      </w:r>
-      <w:r>
-        <w:rPr>
-          <w:rFonts w:ascii="Calibri" w:cs="Calibri" w:eastAsia="Microsoft YaHei" w:hAnsi="Calibri"/>
-          <w:b/>
-          <w:bCs/>
-        </w:rPr>
-        <w:t xml:space="preserve">去标识的个体数据表算不算，还没有弄清楚</w:t>
-      </w:r>
-      <w:r>
-        <w:rPr>
-          <w:rFonts w:ascii="Calibri" w:cs="Calibri" w:eastAsia="Microsoft YaHei" w:hAnsi="Calibri"/>
-        </w:rPr>
-        <w:t xml:space="preserve">。作者提供的数据又是别人的数据。所以邮件正文</w:t>
-      </w:r>
-      <w:r>
-        <w:rPr>
-          <w:rFonts w:ascii="Calibri" w:cs="Calibri" w:eastAsia="Microsoft YaHei" w:hAnsi="Calibri"/>
-          <w:b/>
-          <w:bCs/>
-        </w:rPr>
-        <w:t xml:space="preserve">按保守的写法</w:t>
-      </w:r>
-      <w:r>
-        <w:rPr>
-          <w:rFonts w:ascii="Calibri" w:cs="Calibri" w:eastAsia="Microsoft YaHei" w:hAnsi="Calibri"/>
-        </w:rPr>
-        <w:t xml:space="preserve">：只用于本综述的合并分析，不单独公开，不转给第三方；若要以个体水平公开，会先取得对方的书面同意。这和协议的传播计划不完全一致，若采用，要在方法部分和 PROSPERO 修订里写明"作者提供的数据不以个体水平公开"。如果您想沿用协议原来的做法（公开去标识的个体数据表），邮件里这一句要换成备选句（见 3.1 和 4.1 的方框后面）。</w:t>
+        <w:t xml:space="preserve">O1　个体数据怎么用、公不公开——已决定（2026 年 10 月 18 日，分层）：</w:t>
+      </w:r>
+      <w:r>
+        <w:rPr>
+          <w:rFonts w:ascii="Calibri" w:cs="Calibri" w:eastAsia="Microsoft YaHei" w:hAnsi="Calibri"/>
+        </w:rPr>
+        <w:t xml:space="preserve"> 从已发表文章提取的去标识逐例数据，向期刊编辑部问清后放公共库或附加文件；</w:t>
+      </w:r>
+      <w:r>
+        <w:rPr>
+          <w:rFonts w:ascii="Calibri" w:cs="Calibri" w:eastAsia="Microsoft YaHei" w:hAnsi="Calibri"/>
+          <w:b/>
+          <w:bCs/>
+        </w:rPr>
+        <w:t xml:space="preserve">作者提供的个体数据不逐例公开，只用于合并分析，经原作者书面同意才给他人</w:t>
+      </w:r>
+      <w:r>
+        <w:rPr>
+          <w:rFonts w:ascii="Calibri" w:cs="Calibri" w:eastAsia="Microsoft YaHei" w:hAnsi="Calibri"/>
+        </w:rPr>
+        <w:t xml:space="preserve">；本院 5 例按家属同意的范围。邮件正文的写法与此一致，不用再改；协议"传播计划"已按此改写（协议 v1.5）。</w:t>
       </w:r>
     </w:p>
     <w:p>
@@ -827,25 +813,6 @@
     </w:p>
     <w:p>
       <w:pPr>
-        <w:spacing w:after="120"/>
-      </w:pPr>
-      <w:r>
-        <w:rPr>
-          <w:rFonts w:ascii="Calibri" w:cs="Calibri" w:eastAsia="Microsoft YaHei" w:hAnsi="Calibri"/>
-          <w:b/>
-          <w:bCs/>
-        </w:rPr>
-        <w:t xml:space="preserve">If you prefer to follow the registered plan (O1), replace the sentence "We will not pass …" with:</w:t>
-      </w:r>
-      <w:r>
-        <w:rPr>
-          <w:rFonts w:ascii="Calibri" w:cs="Calibri" w:eastAsia="Microsoft YaHei" w:hAnsi="Calibri"/>
-        </w:rPr>
-        <w:t xml:space="preserve"> "With your agreement, a de-identified child-level table may be published as supplementary material or deposited in a public repository; if you prefer that your data are used only in the pooled analysis, please tell us and we will respect that."</w:t>
-      </w:r>
-    </w:p>
-    <w:p>
-      <w:pPr>
         <w:pStyle w:val="Heading3"/>
         <w:keepNext/>
       </w:pPr>
@@ -1396,25 +1363,6 @@
           <w:rFonts w:ascii="Calibri" w:cs="Calibri" w:eastAsia="Microsoft YaHei" w:hAnsi="Calibri"/>
         </w:rPr>
         <w:t xml:space="preserve">代表研究团队：舒俊、杨俊、卞红强、彭飞、Ji Wang</w:t>
-      </w:r>
-    </w:p>
-    <w:p>
-      <w:pPr>
-        <w:spacing w:after="120"/>
-      </w:pPr>
-      <w:r>
-        <w:rPr>
-          <w:rFonts w:ascii="Calibri" w:cs="Calibri" w:eastAsia="Microsoft YaHei" w:hAnsi="Calibri"/>
-          <w:b/>
-          <w:bCs/>
-        </w:rPr>
-        <w:t xml:space="preserve">如果想沿用协议原来的做法（O1），请把"未经您的书面同意……"这一句换成：</w:t>
-      </w:r>
-      <w:r>
-        <w:rPr>
-          <w:rFonts w:ascii="Calibri" w:cs="Calibri" w:eastAsia="Microsoft YaHei" w:hAnsi="Calibri"/>
-        </w:rPr>
-        <w:t xml:space="preserve">"经您同意，去标识的逐例数据表可能作为补充材料发表或存入公共数据库；如果您希望数据只用于合并分析，请告诉我们，我们会尊重您的意见。"</w:t>
       </w:r>
     </w:p>
     <w:p>
@@ -2119,22 +2067,6 @@
         <w:rPr>
           <w:rFonts w:ascii="Calibri" w:cs="Calibri" w:eastAsia="Microsoft YaHei" w:hAnsi="Calibri"/>
         </w:rPr>
-        <w:t xml:space="preserve">O1 没有决定之前，邮件里"不公开"的写法是 Claude 选的保守写法，与协议传播计划的字面不完全一致。</w:t>
-      </w:r>
-    </w:p>
-    <w:p>
-      <w:pPr>
-        <w:pStyle w:val="ListParagraph"/>
-        <w:numPr>
-          <w:ilvl w:val="0"/>
-          <w:numId w:val="2"/>
-        </w:numPr>
-        <w:spacing w:after="60"/>
-      </w:pPr>
-      <w:r>
-        <w:rPr>
-          <w:rFonts w:ascii="Calibri" w:cs="Calibri" w:eastAsia="Microsoft YaHei" w:hAnsi="Calibri"/>
-        </w:rPr>
         <w:t xml:space="preserve">Word 文件的版面没有在 Word 里看过。</w:t>
       </w:r>
     </w:p>

--- a/IPD request emails (draft).docx
+++ b/IPD request emails (draft).docx
@@ -321,7 +321,7 @@
         <w:rPr>
           <w:rFonts w:ascii="Calibri" w:cs="Calibri" w:eastAsia="Microsoft YaHei" w:hAnsi="Calibri"/>
         </w:rPr>
-        <w:t xml:space="preserve"> 从已发表文章提取的去标识逐例数据，向期刊编辑部问清后放公共库或附加文件；</w:t>
+        <w:t xml:space="preserve"> 从已发表文章提取的去标识逐例数据，标明来源报告，放公共数据库（作者报告：期刊把去标识逐例表算作"个体参与者详细信息"，所以不放附加文件）；</w:t>
       </w:r>
       <w:r>
         <w:rPr>

--- a/IPD request emails (draft).docx
+++ b/IPD request emails (draft).docx
@@ -1674,6 +1674,84 @@
           <w:rFonts w:ascii="Calibri" w:cs="Calibri" w:eastAsia="Microsoft YaHei" w:hAnsi="Calibri"/>
         </w:rPr>
         <w:t xml:space="preserve">6. 已知的两个重点系列（只看过摘要，未核对全文）</w:t>
+      </w:r>
+    </w:p>
+    <w:p>
+      <w:pPr>
+        <w:spacing w:after="120"/>
+      </w:pPr>
+      <w:r>
+        <w:rPr>
+          <w:rFonts w:ascii="Calibri" w:cs="Calibri" w:eastAsia="Microsoft YaHei" w:hAnsi="Calibri"/>
+          <w:b/>
+          <w:bCs/>
+        </w:rPr>
+        <w:t xml:space="preserve">2026 年 10 月 19 日补充：</w:t>
+      </w:r>
+      <w:r>
+        <w:rPr>
+          <w:rFonts w:ascii="Calibri" w:cs="Calibri" w:eastAsia="Microsoft YaHei" w:hAnsi="Calibri"/>
+        </w:rPr>
+        <w:t xml:space="preserve"> 全文阶段之前的规划用候选清单在 </w:t>
+      </w:r>
+      <w:r>
+        <w:rPr>
+          <w:rFonts w:ascii="Consolas" w:cs="Consolas" w:eastAsia="Microsoft YaHei" w:hAnsi="Consolas"/>
+          <w:sz w:val="19"/>
+          <w:szCs w:val="19"/>
+          <w:shd w:fill="EEEEEE" w:val="clear"/>
+        </w:rPr>
+        <w:t xml:space="preserve">search/ipd/ipd_target_candidates.xlsx</w:t>
+      </w:r>
+      <w:r>
+        <w:rPr>
+          <w:rFonts w:ascii="Calibri" w:cs="Calibri" w:eastAsia="Microsoft YaHei" w:hAnsi="Calibri"/>
+        </w:rPr>
+        <w:t xml:space="preserve">（脚本 </w:t>
+      </w:r>
+      <w:r>
+        <w:rPr>
+          <w:rFonts w:ascii="Consolas" w:cs="Consolas" w:eastAsia="Microsoft YaHei" w:hAnsi="Consolas"/>
+          <w:sz w:val="19"/>
+          <w:szCs w:val="19"/>
+          <w:shd w:fill="EEEEEE" w:val="clear"/>
+        </w:rPr>
+        <w:t xml:space="preserve">tools/make_ipd_target_candidates.py</w:t>
+      </w:r>
+      <w:r>
+        <w:rPr>
+          <w:rFonts w:ascii="Calibri" w:cs="Calibri" w:eastAsia="Microsoft YaHei" w:hAnsi="Calibri"/>
+        </w:rPr>
+        <w:t xml:space="preserve">）：540 篇待取全文的报告里，预试验读过全文、没有逐例数据的 4 篇（A 层）、标题或摘要写了 3 例以上的 26 篇（B 层）、有 series/回顾等字样但没有数字的 3 篇（C 层）、综述类 3 篇（R 层）。它只用来估计这一批邮件有多少封，</w:t>
+      </w:r>
+      <w:r>
+        <w:rPr>
+          <w:rFonts w:ascii="Calibri" w:cs="Calibri" w:eastAsia="Microsoft YaHei" w:hAnsi="Calibri"/>
+          <w:b/>
+          <w:bCs/>
+        </w:rPr>
+        <w:t xml:space="preserve">不是目标清单</w:t>
+      </w:r>
+      <w:r>
+        <w:rPr>
+          <w:rFonts w:ascii="Calibri" w:cs="Calibri" w:eastAsia="Microsoft YaHei" w:hAnsi="Calibri"/>
+        </w:rPr>
+        <w:t xml:space="preserve">：目标清单要等两位全文筛选员都记 Pending IPD（理由 A）并解决分歧之后，由 </w:t>
+      </w:r>
+      <w:r>
+        <w:rPr>
+          <w:rFonts w:ascii="Consolas" w:cs="Consolas" w:eastAsia="Microsoft YaHei" w:hAnsi="Consolas"/>
+          <w:sz w:val="19"/>
+          <w:szCs w:val="19"/>
+          <w:shd w:fill="EEEEEE" w:val="clear"/>
+        </w:rPr>
+        <w:t xml:space="preserve">fulltext_pending_ipd.csv</w:t>
+      </w:r>
+      <w:r>
+        <w:rPr>
+          <w:rFonts w:ascii="Calibri" w:cs="Calibri" w:eastAsia="Microsoft YaHei" w:hAnsi="Calibri"/>
+        </w:rPr>
+        <w:t xml:space="preserve"> 给出。下面这两个系列都在候选清单的 B 层。</w:t>
       </w:r>
     </w:p>
     <w:p>

--- a/IPD request emails (draft).docx
+++ b/IPD request emails (draft).docx
@@ -22,7 +22,7 @@
         <w:rPr>
           <w:rFonts w:ascii="Calibri" w:cs="Calibri" w:eastAsia="Microsoft YaHei" w:hAnsi="Calibri"/>
         </w:rPr>
-        <w:t xml:space="preserve">项目：儿童游走脾系统综述（PROSPERO CRD420261520329）。草稿日期：2026 年 10 月 18 日（v2026-10-18a）。</w:t>
+        <w:t xml:space="preserve">项目：儿童游走脾系统综述（PROSPERO CRD420261520329）。草稿日期：2026 年 10 月 18 日；10 月 19 日补充"联系不上时的途径"（第 1 节、第 5 节）（v2026-10-19a）。</w:t>
       </w:r>
     </w:p>
     <w:p>
@@ -183,6 +183,113 @@
           <w:b/>
           <w:bCs/>
         </w:rPr>
+        <w:t xml:space="preserve">联系不上时的途径（2026 年 10 月 19 日补充，按顺序试）：</w:t>
+      </w:r>
+    </w:p>
+    <w:p>
+      <w:pPr>
+        <w:pStyle w:val="ListParagraph"/>
+        <w:numPr>
+          <w:ilvl w:val="1"/>
+          <w:numId w:val="3"/>
+        </w:numPr>
+        <w:spacing w:after="60"/>
+      </w:pPr>
+      <w:r>
+        <w:rPr>
+          <w:rFonts w:ascii="Calibri" w:cs="Calibri" w:eastAsia="Microsoft YaHei" w:hAnsi="Calibri"/>
+        </w:rPr>
+        <w:t xml:space="preserve">论文里印的通讯作者邮箱（中文文章看"通信作者"栏）。退信或论文没有印邮箱，才走下一步。</w:t>
+      </w:r>
+    </w:p>
+    <w:p>
+      <w:pPr>
+        <w:pStyle w:val="ListParagraph"/>
+        <w:numPr>
+          <w:ilvl w:val="1"/>
+          <w:numId w:val="3"/>
+        </w:numPr>
+        <w:spacing w:after="60"/>
+      </w:pPr>
+      <w:r>
+        <w:rPr>
+          <w:rFonts w:ascii="Calibri" w:cs="Calibri" w:eastAsia="Microsoft YaHei" w:hAnsi="Calibri"/>
+        </w:rPr>
+        <w:t xml:space="preserve">作者所在医院或科室的公开页面上的联系方式。</w:t>
+      </w:r>
+    </w:p>
+    <w:p>
+      <w:pPr>
+        <w:pStyle w:val="ListParagraph"/>
+        <w:numPr>
+          <w:ilvl w:val="1"/>
+          <w:numId w:val="3"/>
+        </w:numPr>
+        <w:spacing w:after="60"/>
+      </w:pPr>
+      <w:r>
+        <w:rPr>
+          <w:rFonts w:ascii="Calibri" w:cs="Calibri" w:eastAsia="Microsoft YaHei" w:hAnsi="Calibri"/>
+        </w:rPr>
+        <w:t xml:space="preserve">期刊编辑部转交：请编辑部把邮件转给通讯作者，并说明这是系统综述的数据索取。编辑部是否肯转交，没有核实。</w:t>
+      </w:r>
+    </w:p>
+    <w:p>
+      <w:pPr>
+        <w:pStyle w:val="ListParagraph"/>
+        <w:numPr>
+          <w:ilvl w:val="1"/>
+          <w:numId w:val="3"/>
+        </w:numPr>
+        <w:spacing w:after="60"/>
+      </w:pPr>
+      <w:r>
+        <w:rPr>
+          <w:rFonts w:ascii="Calibri" w:cs="Calibri" w:eastAsia="Microsoft YaHei" w:hAnsi="Calibri"/>
+        </w:rPr>
+        <w:t xml:space="preserve">熟人转达：请认识该科室的小儿外科同行转交邮件或引荐。有没有这样的人，由舒俊、杨俊自己判断。</w:t>
+      </w:r>
+    </w:p>
+    <w:p>
+      <w:pPr>
+        <w:spacing w:after="120"/>
+      </w:pPr>
+      <w:r>
+        <w:rPr>
+          <w:rFonts w:ascii="Calibri" w:cs="Calibri" w:eastAsia="Microsoft YaHei" w:hAnsi="Calibri"/>
+        </w:rPr>
+        <w:t xml:space="preserve">无论走哪条途径，转出去的都是同一封邮件，不另写说明，不附任何东西。</w:t>
+      </w:r>
+      <w:r>
+        <w:rPr>
+          <w:rFonts w:ascii="Calibri" w:cs="Calibri" w:eastAsia="Microsoft YaHei" w:hAnsi="Calibri"/>
+          <w:b/>
+          <w:bCs/>
+        </w:rPr>
+        <w:t xml:space="preserve">8 周的期限不因此延长</w:t>
+      </w:r>
+      <w:r>
+        <w:rPr>
+          <w:rFonts w:ascii="Calibri" w:cs="Calibri" w:eastAsia="Microsoft YaHei" w:hAnsi="Calibri"/>
+        </w:rPr>
+        <w:t xml:space="preserve">（从第一封算起，见下面的时间表）。第 2 步以后每走一步，都在 IPD_requests 表里登记（见第 5 节）。</w:t>
+      </w:r>
+    </w:p>
+    <w:p>
+      <w:pPr>
+        <w:pStyle w:val="ListParagraph"/>
+        <w:numPr>
+          <w:ilvl w:val="0"/>
+          <w:numId w:val="2"/>
+        </w:numPr>
+        <w:spacing w:after="60"/>
+      </w:pPr>
+      <w:r>
+        <w:rPr>
+          <w:rFonts w:ascii="Calibri" w:cs="Calibri" w:eastAsia="Microsoft YaHei" w:hAnsi="Calibri"/>
+          <w:b/>
+          <w:bCs/>
+        </w:rPr>
         <w:t xml:space="preserve">谁发：</w:t>
       </w:r>
       <w:r>
@@ -1607,6 +1714,30 @@
           <w:b/>
           <w:bCs/>
         </w:rPr>
+        <w:t xml:space="preserve">联系途径的登记（2026 年 10 月 19 日补充）：</w:t>
+      </w:r>
+      <w:r>
+        <w:rPr>
+          <w:rFonts w:ascii="Calibri" w:cs="Calibri" w:eastAsia="Microsoft YaHei" w:hAnsi="Calibri"/>
+        </w:rPr>
+        <w:t xml:space="preserve"> 每次联系记一行：日期、谁联系的、用了哪条途径（论文邮箱 / 机构页面 / 编辑部转交 / 熟人转达）、结果（已送达 / 退信 / 没有回音 / 已回复）。邮箱地址本身不记；退信只记日期和原因，退信邮件不放进仓库。</w:t>
+      </w:r>
+    </w:p>
+    <w:p>
+      <w:pPr>
+        <w:pStyle w:val="ListParagraph"/>
+        <w:numPr>
+          <w:ilvl w:val="0"/>
+          <w:numId w:val="2"/>
+        </w:numPr>
+        <w:spacing w:after="60"/>
+      </w:pPr>
+      <w:r>
+        <w:rPr>
+          <w:rFonts w:ascii="Calibri" w:cs="Calibri" w:eastAsia="Microsoft YaHei" w:hAnsi="Calibri"/>
+          <w:b/>
+          <w:bCs/>
+        </w:rPr>
         <w:t xml:space="preserve">收到数据后：</w:t>
       </w:r>
       <w:r>
@@ -1661,7 +1792,7 @@
         <w:rPr>
           <w:rFonts w:ascii="Calibri" w:cs="Calibri" w:eastAsia="Microsoft YaHei" w:hAnsi="Calibri"/>
         </w:rPr>
-        <w:t xml:space="preserve"> 发出几封邮件、几位作者回复、几位提供了数据、各占多少儿童；有没有作者拒绝或表示无法提供。这些数字要等真的发完才有，现在不能写。</w:t>
+        <w:t xml:space="preserve"> 发出几封邮件、几位作者回复、几位提供了数据、各占多少儿童；有没有作者拒绝或表示无法提供；有几位作者各条途径都联系不上（退信、没有邮箱、没有回音），以及用过哪些途径（一句话）。这些数字要等真的发完才有，现在不能写。</w:t>
       </w:r>
     </w:p>
     <w:p>
@@ -2213,7 +2344,7 @@
         <w:sz w:val="17"/>
         <w:szCs w:val="17"/>
       </w:rPr>
-      <w:t xml:space="preserve">IPD 索取邮件 v2026-10-18a   |   第 </w:t>
+      <w:t xml:space="preserve">IPD 索取邮件 v2026-10-19a   |   第 </w:t>
     </w:r>
     <w:r>
       <w:rPr>
@@ -2413,6 +2544,12 @@
   </w:num>
   <w:num w:numId="2">
     <w:abstractNumId w:val="2"/>
+    <w:lvlOverride w:ilvl="0">
+      <w:startOverride w:val="1"/>
+    </w:lvlOverride>
+  </w:num>
+  <w:num w:numId="3">
+    <w:abstractNumId w:val="3"/>
     <w:lvlOverride w:ilvl="0">
       <w:startOverride w:val="1"/>
     </w:lvlOverride>

--- a/IPD request emails (draft).docx
+++ b/IPD request emails (draft).docx
@@ -22,7 +22,7 @@
         <w:rPr>
           <w:rFonts w:ascii="Calibri" w:cs="Calibri" w:eastAsia="Microsoft YaHei" w:hAnsi="Calibri"/>
         </w:rPr>
-        <w:t xml:space="preserve">项目：儿童游走脾系统综述（PROSPERO CRD420261520329）。草稿日期：2026 年 10 月 18 日；10 月 19 日补充"联系不上时的途径"（第 1 节、第 5 节）（v2026-10-19a）。</w:t>
+        <w:t xml:space="preserve">项目：儿童游走脾系统综述（PROSPERO CRD420261520329）。草稿日期：2026 年 10 月 18 日；10 月 19 日补充"联系不上时的途径"（第 1 节、第 5 节）和 IPD_requests 表的联系记录列（v2026-10-19b）。</w:t>
       </w:r>
     </w:p>
     <w:p>
@@ -1714,13 +1714,88 @@
           <w:b/>
           <w:bCs/>
         </w:rPr>
-        <w:t xml:space="preserve">联系途径的登记（2026 年 10 月 19 日补充）：</w:t>
-      </w:r>
-      <w:r>
-        <w:rPr>
-          <w:rFonts w:ascii="Calibri" w:cs="Calibri" w:eastAsia="Microsoft YaHei" w:hAnsi="Calibri"/>
-        </w:rPr>
-        <w:t xml:space="preserve"> 每次联系记一行：日期、谁联系的、用了哪条途径（论文邮箱 / 机构页面 / 编辑部转交 / 熟人转达）、结果（已送达 / 退信 / 没有回音 / 已回复）。邮箱地址本身不记；退信只记日期和原因，退信邮件不放进仓库。</w:t>
+        <w:t xml:space="preserve">联系途径的登记（IPD_requests 表的联系记录列，2026 年 10 月 19 日补充）：</w:t>
+      </w:r>
+      <w:r>
+        <w:rPr>
+          <w:rFonts w:ascii="Calibri" w:cs="Calibri" w:eastAsia="Microsoft YaHei" w:hAnsi="Calibri"/>
+        </w:rPr>
+        <w:t xml:space="preserve"> </w:t>
+      </w:r>
+      <w:r>
+        <w:rPr>
+          <w:rFonts w:ascii="Consolas" w:cs="Consolas" w:eastAsia="Microsoft YaHei" w:hAnsi="Consolas"/>
+          <w:sz w:val="19"/>
+          <w:szCs w:val="19"/>
+          <w:shd w:fill="EEEEEE" w:val="clear"/>
+        </w:rPr>
+        <w:t xml:space="preserve">delivery_result</w:t>
+      </w:r>
+      <w:r>
+        <w:rPr>
+          <w:rFonts w:ascii="Calibri" w:cs="Calibri" w:eastAsia="Microsoft YaHei" w:hAnsi="Calibri"/>
+        </w:rPr>
+        <w:t xml:space="preserve"> 记第一封的结果（Not yet sent / Sent, no bounce / Bounced / No address found）；论文邮箱之外用过的途径写在 </w:t>
+      </w:r>
+      <w:r>
+        <w:rPr>
+          <w:rFonts w:ascii="Consolas" w:cs="Consolas" w:eastAsia="Microsoft YaHei" w:hAnsi="Consolas"/>
+          <w:sz w:val="19"/>
+          <w:szCs w:val="19"/>
+          <w:shd w:fill="EEEEEE" w:val="clear"/>
+        </w:rPr>
+        <w:t xml:space="preserve">other_routes</w:t>
+      </w:r>
+      <w:r>
+        <w:rPr>
+          <w:rFonts w:ascii="Calibri" w:cs="Calibri" w:eastAsia="Microsoft YaHei" w:hAnsi="Calibri"/>
+        </w:rPr>
+        <w:t xml:space="preserve">（Institution page; Journal editorial office; Colleague; Other），第一次用的日期写在 </w:t>
+      </w:r>
+      <w:r>
+        <w:rPr>
+          <w:rFonts w:ascii="Consolas" w:cs="Consolas" w:eastAsia="Microsoft YaHei" w:hAnsi="Consolas"/>
+          <w:sz w:val="19"/>
+          <w:szCs w:val="19"/>
+          <w:shd w:fill="EEEEEE" w:val="clear"/>
+        </w:rPr>
+        <w:t xml:space="preserve">other_route_date</w:t>
+      </w:r>
+      <w:r>
+        <w:rPr>
+          <w:rFonts w:ascii="Calibri" w:cs="Calibri" w:eastAsia="Microsoft YaHei" w:hAnsi="Calibri"/>
+        </w:rPr>
+        <w:t xml:space="preserve">；</w:t>
+      </w:r>
+      <w:r>
+        <w:rPr>
+          <w:rFonts w:ascii="Consolas" w:cs="Consolas" w:eastAsia="Microsoft YaHei" w:hAnsi="Consolas"/>
+          <w:sz w:val="19"/>
+          <w:szCs w:val="19"/>
+          <w:shd w:fill="EEEEEE" w:val="clear"/>
+        </w:rPr>
+        <w:t xml:space="preserve">contact_log</w:t>
+      </w:r>
+      <w:r>
+        <w:rPr>
+          <w:rFonts w:ascii="Calibri" w:cs="Calibri" w:eastAsia="Microsoft YaHei" w:hAnsi="Calibri"/>
+        </w:rPr>
+        <w:t xml:space="preserve"> 每次联系写一行（日期；发件人缩写；途径；结果）；</w:t>
+      </w:r>
+      <w:r>
+        <w:rPr>
+          <w:rFonts w:ascii="Consolas" w:cs="Consolas" w:eastAsia="Microsoft YaHei" w:hAnsi="Consolas"/>
+          <w:sz w:val="19"/>
+          <w:szCs w:val="19"/>
+          <w:shd w:fill="EEEEEE" w:val="clear"/>
+        </w:rPr>
+        <w:t xml:space="preserve">author_reached</w:t>
+      </w:r>
+      <w:r>
+        <w:rPr>
+          <w:rFonts w:ascii="Calibri" w:cs="Calibri" w:eastAsia="Microsoft YaHei" w:hAnsi="Calibri"/>
+        </w:rPr>
+        <w:t xml:space="preserve"> 先填 Pending，有回复或转交方确认已送达填 Yes，到期（从第一封起 8 周）各条途径都试过、既无回复也无送达确认才填 No，到期前不填 No。邮箱地址不记；退信只记日期和原因，退信邮件不放进仓库。</w:t>
       </w:r>
     </w:p>
     <w:p>
@@ -1792,7 +1867,37 @@
         <w:rPr>
           <w:rFonts w:ascii="Calibri" w:cs="Calibri" w:eastAsia="Microsoft YaHei" w:hAnsi="Calibri"/>
         </w:rPr>
-        <w:t xml:space="preserve"> 发出几封邮件、几位作者回复、几位提供了数据、各占多少儿童；有没有作者拒绝或表示无法提供；有几位作者各条途径都联系不上（退信、没有邮箱、没有回音），以及用过哪些途径（一句话）。这些数字要等真的发完才有，现在不能写。</w:t>
+        <w:t xml:space="preserve"> 发出几封邮件、几位作者回复、几位提供了数据、各占多少儿童；有没有作者拒绝或表示无法提供；有几位作者各条途径都联系不上（</w:t>
+      </w:r>
+      <w:r>
+        <w:rPr>
+          <w:rFonts w:ascii="Consolas" w:cs="Consolas" w:eastAsia="Microsoft YaHei" w:hAnsi="Consolas"/>
+          <w:sz w:val="19"/>
+          <w:szCs w:val="19"/>
+          <w:shd w:fill="EEEEEE" w:val="clear"/>
+        </w:rPr>
+        <w:t xml:space="preserve">author_reached</w:t>
+      </w:r>
+      <w:r>
+        <w:rPr>
+          <w:rFonts w:ascii="Calibri" w:cs="Calibri" w:eastAsia="Microsoft YaHei" w:hAnsi="Calibri"/>
+        </w:rPr>
+        <w:t xml:space="preserve"> = No 的报告数；同一位作者的几篇报告只算一位），以及用过哪些途径（一句话，取自 </w:t>
+      </w:r>
+      <w:r>
+        <w:rPr>
+          <w:rFonts w:ascii="Consolas" w:cs="Consolas" w:eastAsia="Microsoft YaHei" w:hAnsi="Consolas"/>
+          <w:sz w:val="19"/>
+          <w:szCs w:val="19"/>
+          <w:shd w:fill="EEEEEE" w:val="clear"/>
+        </w:rPr>
+        <w:t xml:space="preserve">other_routes</w:t>
+      </w:r>
+      <w:r>
+        <w:rPr>
+          <w:rFonts w:ascii="Calibri" w:cs="Calibri" w:eastAsia="Microsoft YaHei" w:hAnsi="Calibri"/>
+        </w:rPr>
+        <w:t xml:space="preserve">）。这些数字要等真的发完才有，现在不能写。</w:t>
       </w:r>
     </w:p>
     <w:p>
@@ -2344,7 +2449,7 @@
         <w:sz w:val="17"/>
         <w:szCs w:val="17"/>
       </w:rPr>
-      <w:t xml:space="preserve">IPD 索取邮件 v2026-10-19a   |   第 </w:t>
+      <w:t xml:space="preserve">IPD 索取邮件 v2026-10-19b   |   第 </w:t>
     </w:r>
     <w:r>
       <w:rPr>

--- a/IPD request emails (draft).docx
+++ b/IPD request emails (draft).docx
@@ -22,7 +22,7 @@
         <w:rPr>
           <w:rFonts w:ascii="Calibri" w:cs="Calibri" w:eastAsia="Microsoft YaHei" w:hAnsi="Calibri"/>
         </w:rPr>
-        <w:t xml:space="preserve">项目：儿童游走脾系统综述（PROSPERO CRD420261520329）。草稿日期：2026 年 10 月 18 日；10 月 19 日补充"联系不上时的途径"（第 1 节、第 5 节）和 IPD_requests 表的联系记录列（v2026-10-19b）。</w:t>
+        <w:t xml:space="preserve">项目：儿童游走脾系统综述（PROSPERO CRD420261520329）。草稿日期：2026 年 10 月 18 日；10 月 19 日补充"联系不上时的途径"（第 1 节、第 5 节）和 IPD_requests 表的联系记录列和汇总脚本的联系数字（v2026-10-19c）。</w:t>
       </w:r>
     </w:p>
     <w:p>
@@ -1897,7 +1897,37 @@
         <w:rPr>
           <w:rFonts w:ascii="Calibri" w:cs="Calibri" w:eastAsia="Microsoft YaHei" w:hAnsi="Calibri"/>
         </w:rPr>
-        <w:t xml:space="preserve">）。这些数字要等真的发完才有，现在不能写。</w:t>
+        <w:t xml:space="preserve">）。全文阶段结束后运行 </w:t>
+      </w:r>
+      <w:r>
+        <w:rPr>
+          <w:rFonts w:ascii="Consolas" w:cs="Consolas" w:eastAsia="Microsoft YaHei" w:hAnsi="Consolas"/>
+          <w:sz w:val="19"/>
+          <w:szCs w:val="19"/>
+          <w:shd w:fill="EEEEEE" w:val="clear"/>
+        </w:rPr>
+        <w:t xml:space="preserve">tools/finalize_fulltext.py --ipd &lt;提取工作簿&gt;</w:t>
+      </w:r>
+      <w:r>
+        <w:rPr>
+          <w:rFonts w:ascii="Calibri" w:cs="Calibri" w:eastAsia="Microsoft YaHei" w:hAnsi="Calibri"/>
+        </w:rPr>
+        <w:t xml:space="preserve">，计数文件的 IPD REQUESTS 部分会给出这些数字，并提示互相矛盾的登记（例如 </w:t>
+      </w:r>
+      <w:r>
+        <w:rPr>
+          <w:rFonts w:ascii="Consolas" w:cs="Consolas" w:eastAsia="Microsoft YaHei" w:hAnsi="Consolas"/>
+          <w:sz w:val="19"/>
+          <w:szCs w:val="19"/>
+          <w:shd w:fill="EEEEEE" w:val="clear"/>
+        </w:rPr>
+        <w:t xml:space="preserve">author_reached</w:t>
+      </w:r>
+      <w:r>
+        <w:rPr>
+          <w:rFonts w:ascii="Calibri" w:cs="Calibri" w:eastAsia="Microsoft YaHei" w:hAnsi="Calibri"/>
+        </w:rPr>
+        <w:t xml:space="preserve"> = No 却有回复日期）。这些数字要等真的发完才有，现在不能写。</w:t>
       </w:r>
     </w:p>
     <w:p>
@@ -2449,7 +2479,7 @@
         <w:sz w:val="17"/>
         <w:szCs w:val="17"/>
       </w:rPr>
-      <w:t xml:space="preserve">IPD 索取邮件 v2026-10-19b   |   第 </w:t>
+      <w:t xml:space="preserve">IPD 索取邮件 v2026-10-19c   |   第 </w:t>
     </w:r>
     <w:r>
       <w:rPr>

--- a/IPD request emails (draft).docx
+++ b/IPD request emails (draft).docx
@@ -22,7 +22,7 @@
         <w:rPr>
           <w:rFonts w:ascii="Calibri" w:cs="Calibri" w:eastAsia="Microsoft YaHei" w:hAnsi="Calibri"/>
         </w:rPr>
-        <w:t xml:space="preserve">项目：儿童游走脾系统综述（PROSPERO CRD420261520329）。草稿日期：2026 年 10 月 18 日；10 月 19 日补充"联系不上时的途径"（第 1 节、第 5 节）和 IPD_requests 表的联系记录列和汇总脚本的联系数字（v2026-10-19c）。</w:t>
+        <w:t xml:space="preserve">项目：儿童游走脾系统综述（PROSPERO CRD420261520329）。草稿日期：2026 年 10 月 18 日；10 月 19 日补充"联系不上时的途径"（第 1 节、第 5 节）和 IPD_requests 表的联系记录列、汇总脚本的联系数字和到期提醒（v2026-10-19d）。</w:t>
       </w:r>
     </w:p>
     <w:p>
@@ -368,7 +368,22 @@
         <w:rPr>
           <w:rFonts w:ascii="Calibri" w:cs="Calibri" w:eastAsia="Microsoft YaHei" w:hAnsi="Calibri"/>
         </w:rPr>
-        <w:t xml:space="preserve"> 第一封发出当天登记日期；4 周后发第二封（第 3.2 / 4.2 节）；第二封之后再等 4 周；到期仍没有数据的，最终状态定为"只做叙述性描述"（FT_log 记 Exclude，理由 A）。从第一封算起最长 8 周，不让 Pending 一直悬着。</w:t>
+        <w:t xml:space="preserve"> 第一封发出当天登记日期；4 周后发第二封（第 3.2 / 4.2 节）；第二封之后再等 4 周；到期仍没有数据的，最终状态定为"只做叙述性描述"（FT_log 记 Exclude，理由 A）。从第一封算起最长 8 周，不让 Pending 一直悬着。运行 </w:t>
+      </w:r>
+      <w:r>
+        <w:rPr>
+          <w:rFonts w:ascii="Consolas" w:cs="Consolas" w:eastAsia="Microsoft YaHei" w:hAnsi="Consolas"/>
+          <w:sz w:val="19"/>
+          <w:szCs w:val="19"/>
+          <w:shd w:fill="EEEEEE" w:val="clear"/>
+        </w:rPr>
+        <w:t xml:space="preserve">python3 -I tools/finalize_fulltext.py ... --ipd &lt;提取工作簿&gt; [--today yyyy-mm-dd]</w:t>
+      </w:r>
+      <w:r>
+        <w:rPr>
+          <w:rFonts w:ascii="Calibri" w:cs="Calibri" w:eastAsia="Microsoft YaHei" w:hAnsi="Calibri"/>
+        </w:rPr>
+        <w:t xml:space="preserve"> 时会检查：满 4 周还没有第二封也没有回复的，和满 8 周最终状态仍是 Pending 的，都会在输出里点名。脚本只在运行时检查，不会自动提醒，所以发出第一封之后要定期（例如每周）运行一次。</w:t>
       </w:r>
     </w:p>
     <w:p>
@@ -1897,7 +1912,7 @@
         <w:rPr>
           <w:rFonts w:ascii="Calibri" w:cs="Calibri" w:eastAsia="Microsoft YaHei" w:hAnsi="Calibri"/>
         </w:rPr>
-        <w:t xml:space="preserve">）。全文阶段结束后运行 </w:t>
+        <w:t xml:space="preserve">）。运行 </w:t>
       </w:r>
       <w:r>
         <w:rPr>
@@ -2479,7 +2494,7 @@
         <w:sz w:val="17"/>
         <w:szCs w:val="17"/>
       </w:rPr>
-      <w:t xml:space="preserve">IPD 索取邮件 v2026-10-19c   |   第 </w:t>
+      <w:t xml:space="preserve">IPD 索取邮件 v2026-10-19d   |   第 </w:t>
     </w:r>
     <w:r>
       <w:rPr>

--- a/IPD request emails (draft).docx
+++ b/IPD request emails (draft).docx
@@ -22,7 +22,7 @@
         <w:rPr>
           <w:rFonts w:ascii="Calibri" w:cs="Calibri" w:eastAsia="Microsoft YaHei" w:hAnsi="Calibri"/>
         </w:rPr>
-        <w:t xml:space="preserve">项目：儿童游走脾系统综述（PROSPERO CRD420261520329）。草稿日期：2026 年 10 月 18 日；10 月 19 日补充"联系不上时的途径"（第 1 节、第 5 节）和 IPD_requests 表的联系记录列、汇总脚本的联系数字和到期提醒（v2026-10-19d）。</w:t>
+        <w:t xml:space="preserve">项目：儿童游走脾系统综述（PROSPERO CRD420261520329）。草稿日期：2026 年 10 月 18 日；10 月 19 日补充"联系不上时的途径"（第 1 节、第 5 节）和 IPD_requests 表的联系记录列、汇总脚本的联系数字和到期提醒（期限可调，v2026-10-19e）。</w:t>
       </w:r>
     </w:p>
     <w:p>
@@ -383,7 +383,37 @@
         <w:rPr>
           <w:rFonts w:ascii="Calibri" w:cs="Calibri" w:eastAsia="Microsoft YaHei" w:hAnsi="Calibri"/>
         </w:rPr>
-        <w:t xml:space="preserve"> 时会检查：满 4 周还没有第二封也没有回复的，和满 8 周最终状态仍是 Pending 的，都会在输出里点名。脚本只在运行时检查，不会自动提醒，所以发出第一封之后要定期（例如每周）运行一次。</w:t>
+        <w:t xml:space="preserve"> 时会检查：满 4 周（28 天）还没有第二封也没有回复的，和满 8 周（56 天）最终状态仍是 Pending 的，都会在输出里点名。两个期限可用 </w:t>
+      </w:r>
+      <w:r>
+        <w:rPr>
+          <w:rFonts w:ascii="Consolas" w:cs="Consolas" w:eastAsia="Microsoft YaHei" w:hAnsi="Consolas"/>
+          <w:sz w:val="19"/>
+          <w:szCs w:val="19"/>
+          <w:shd w:fill="EEEEEE" w:val="clear"/>
+        </w:rPr>
+        <w:t xml:space="preserve">--reminder-days</w:t>
+      </w:r>
+      <w:r>
+        <w:rPr>
+          <w:rFonts w:ascii="Calibri" w:cs="Calibri" w:eastAsia="Microsoft YaHei" w:hAnsi="Calibri"/>
+        </w:rPr>
+        <w:t xml:space="preserve"> 和 </w:t>
+      </w:r>
+      <w:r>
+        <w:rPr>
+          <w:rFonts w:ascii="Consolas" w:cs="Consolas" w:eastAsia="Microsoft YaHei" w:hAnsi="Consolas"/>
+          <w:sz w:val="19"/>
+          <w:szCs w:val="19"/>
+          <w:shd w:fill="EEEEEE" w:val="clear"/>
+        </w:rPr>
+        <w:t xml:space="preserve">--limit-days</w:t>
+      </w:r>
+      <w:r>
+        <w:rPr>
+          <w:rFonts w:ascii="Calibri" w:cs="Calibri" w:eastAsia="Microsoft YaHei" w:hAnsi="Calibri"/>
+        </w:rPr>
+        <w:t xml:space="preserve"> 改，计数文件会写出用了哪两个值；8 周是全文指南 D6 和协议的规定，改动要在方法部分写明。脚本只在运行时检查，不会自动提醒，所以发出第一封之后要定期（例如每周）运行一次。</w:t>
       </w:r>
     </w:p>
     <w:p>
@@ -2494,7 +2524,7 @@
         <w:sz w:val="17"/>
         <w:szCs w:val="17"/>
       </w:rPr>
-      <w:t xml:space="preserve">IPD 索取邮件 v2026-10-19d   |   第 </w:t>
+      <w:t xml:space="preserve">IPD 索取邮件 v2026-10-19e   |   第 </w:t>
     </w:r>
     <w:r>
       <w:rPr>

--- a/IPD request emails (draft).docx
+++ b/IPD request emails (draft).docx
@@ -2063,6 +2063,53 @@
           <w:rFonts w:ascii="Calibri" w:cs="Calibri" w:eastAsia="Microsoft YaHei" w:hAnsi="Calibri"/>
         </w:rPr>
         <w:t xml:space="preserve"> 给出。下面这两个系列都在候选清单的 B 层。</w:t>
+      </w:r>
+    </w:p>
+    <w:p>
+      <w:pPr>
+        <w:spacing w:after="120"/>
+      </w:pPr>
+      <w:r>
+        <w:rPr>
+          <w:rFonts w:ascii="Calibri" w:cs="Calibri" w:eastAsia="Microsoft YaHei" w:hAnsi="Calibri"/>
+          <w:b/>
+          <w:bCs/>
+        </w:rPr>
+        <w:t xml:space="preserve">2026 年 10 月 19 日更新（20 篇全文校准之后，作者转告两位筛选员讨论的结论；Claude 没有打开这两篇论文核对）：</w:t>
+      </w:r>
+      <w:r>
+        <w:rPr>
+          <w:rFonts w:ascii="Calibri" w:cs="Calibri" w:eastAsia="Microsoft YaHei" w:hAnsi="Calibri"/>
+        </w:rPr>
+        <w:t xml:space="preserve"> 李拴玲 2024 的全文有 19 行逐例表（表 1）；赵娜 2025 的正文没有逐例表，但图注给出 4 例的个体信息，逐例资料在线上附录 1，核对为 6 行逐例表。两篇都有个体层面的数据，按全文指南 6.5 判 </w:t>
+      </w:r>
+      <w:r>
+        <w:rPr>
+          <w:rFonts w:ascii="Calibri" w:cs="Calibri" w:eastAsia="Microsoft YaHei" w:hAnsi="Calibri"/>
+          <w:b/>
+          <w:bCs/>
+        </w:rPr>
+        <w:t xml:space="preserve">Include</w:t>
+      </w:r>
+      <w:r>
+        <w:rPr>
+          <w:rFonts w:ascii="Calibri" w:cs="Calibri" w:eastAsia="Microsoft YaHei" w:hAnsi="Calibri"/>
+        </w:rPr>
+        <w:t xml:space="preserve">，所以</w:t>
+      </w:r>
+      <w:r>
+        <w:rPr>
+          <w:rFonts w:ascii="Calibri" w:cs="Calibri" w:eastAsia="Microsoft YaHei" w:hAnsi="Calibri"/>
+          <w:b/>
+          <w:bCs/>
+        </w:rPr>
+        <w:t xml:space="preserve">不进入 IPD 索取</w:t>
+      </w:r>
+      <w:r>
+        <w:rPr>
+          <w:rFonts w:ascii="Calibri" w:cs="Calibri" w:eastAsia="Microsoft YaHei" w:hAnsi="Calibri"/>
+        </w:rPr>
+        <w:t xml:space="preserve">，下表的“全文要核对什么”已经核对过，只作为记录保留。提取时要用线上附录 1，要先取得它（提取说明 2.2 清单）。其余 B、C、R 层的报告仍要等两位筛选员的判断。</w:t>
       </w:r>
     </w:p>
     <w:p>
@@ -2524,7 +2571,7 @@
         <w:sz w:val="17"/>
         <w:szCs w:val="17"/>
       </w:rPr>
-      <w:t xml:space="preserve">IPD 索取邮件 v2026-10-19e   |   第 </w:t>
+      <w:t xml:space="preserve">IPD 索取邮件 v2026-10-19f   |   第 </w:t>
     </w:r>
     <w:r>
       <w:rPr>

--- a/IPD request emails (draft).docx
+++ b/IPD request emails (draft).docx
@@ -22,7 +22,7 @@
         <w:rPr>
           <w:rFonts w:ascii="Calibri" w:cs="Calibri" w:eastAsia="Microsoft YaHei" w:hAnsi="Calibri"/>
         </w:rPr>
-        <w:t xml:space="preserve">项目：儿童游走脾系统综述（PROSPERO CRD420261520329）。草稿日期：2026 年 10 月 18 日；10 月 19 日补充"联系不上时的途径"（第 1 节、第 5 节）和 IPD_requests 表的联系记录列、汇总脚本的联系数字和到期提醒（期限可调，v2026-10-19e）。</w:t>
+        <w:t xml:space="preserve">项目：儿童游走脾系统综述（PROSPERO CRD420261520329）。草稿日期：2026 年 10 月 18 日；10 月 19 日补充"联系不上时的途径"（第 1 节、第 5 节）和 IPD_requests 表的联系记录列、汇总脚本的联系数字和到期提醒（期限可调，v2026-10-19e）。10 月 19 日再补“逐例资料在附录里、附录取不到”的写法（第 1 节，v2026-10-19g）。</w:t>
       </w:r>
     </w:p>
     <w:p>
@@ -414,6 +414,30 @@
           <w:rFonts w:ascii="Calibri" w:cs="Calibri" w:eastAsia="Microsoft YaHei" w:hAnsi="Calibri"/>
         </w:rPr>
         <w:t xml:space="preserve"> 改，计数文件会写出用了哪两个值；8 周是全文指南 D6 和协议的规定，改动要在方法部分写明。脚本只在运行时检查，不会自动提醒，所以发出第一封之后要定期（例如每周）运行一次。</w:t>
+      </w:r>
+    </w:p>
+    <w:p>
+      <w:pPr>
+        <w:pStyle w:val="ListParagraph"/>
+        <w:numPr>
+          <w:ilvl w:val="0"/>
+          <w:numId w:val="2"/>
+        </w:numPr>
+        <w:spacing w:after="60"/>
+      </w:pPr>
+      <w:r>
+        <w:rPr>
+          <w:rFonts w:ascii="Calibri" w:cs="Calibri" w:eastAsia="Microsoft YaHei" w:hAnsi="Calibri"/>
+          <w:b/>
+          <w:bCs/>
+        </w:rPr>
+        <w:t xml:space="preserve">逐例资料在线上附录、而我们取不到附录的报告（全文指南 6.5，2026 年 10 月 19 日）：</w:t>
+      </w:r>
+      <w:r>
+        <w:rPr>
+          <w:rFonts w:ascii="Calibri" w:cs="Calibri" w:eastAsia="Microsoft YaHei" w:hAnsi="Calibri"/>
+        </w:rPr>
+        <w:t xml:space="preserve"> 也是同一封第一封邮件，只是在“缺什么”一处写明要的是哪份附录（用正文引用它的名称，如 “Appendix 1” / “Supplementary Table S1” / “线上附录 1”），并说明“我们没能取到这份附录”。这封邮件同时是取附录的请求，不再另发取全文的邮件。</w:t>
       </w:r>
     </w:p>
     <w:p>
@@ -2571,7 +2595,7 @@
         <w:sz w:val="17"/>
         <w:szCs w:val="17"/>
       </w:rPr>
-      <w:t xml:space="preserve">IPD 索取邮件 v2026-10-19f   |   第 </w:t>
+      <w:t xml:space="preserve">IPD 索取邮件 v2026-10-19g   |   第 </w:t>
     </w:r>
     <w:r>
       <w:rPr>
